--- a/podklady/A0601_VyvojDetskehoMozku_KURZ_vzor_export.docx
+++ b/podklady/A0601_VyvojDetskehoMozku_KURZ_vzor_export.docx
@@ -10150,7 +10150,7 @@
         <w:color w:val="595959"/>
         <w:sz w:val="16"/>
       </w:rPr>
-      <w:t xml:space="preserve">Zdroj: neurovedni_principy_uceni_s_AI.docx; Gogtay et al. 2004 a další, viz ZDROJE · Vzniklo v projektu TQ23000092 PRAKTIK-AI (TA ČR, program SIGMA) · A0601 v1.0, 28. 8. 2026   |   Strana </w:t>
+      <w:t xml:space="preserve">Zdroj: neurovedni_principy_uceni_s_AI.docx a zdroje kurzu · Vzniklo v projektu TQ23000092 PRAKTIK-AI (TA ČR, program SIGMA) · A0601 v1.0, 28. 8. 2026   |   Strana </w:t>
     </w:r>
     <w:r>
       <w:rPr>
